--- a/desktop_app/backend/documents/beautiful_number/00_MAU_PHU_LUC_CAM_KET_SO_DEP_editable.docx
+++ b/desktop_app/backend/documents/beautiful_number/00_MAU_PHU_LUC_CAM_KET_SO_DEP_editable.docx
@@ -33,6 +33,7 @@
     <w:p>
       <w:pPr>
         <w:pStyle w:val="Normal"/>
+        <w:spacing w:before="0" w:after="0"/>
         <w:jc w:val="end"/>
         <w:rPr/>
       </w:pPr>
@@ -44,19 +45,26 @@
     <w:p>
       <w:pPr>
         <w:pStyle w:val="Normal"/>
-        <w:spacing w:before="160" w:after="200"/>
+        <w:spacing w:before="0" w:after="0"/>
         <w:jc w:val="both"/>
         <w:rPr/>
       </w:pPr>
       <w:r>
+        <w:rPr>
+          <w:b/>
+          <w:bCs/>
+        </w:rPr>
+        <w:t>CÔNG TY CỔ PHẦN VIỄN THÔNG DI ĐỘNG VIETNAMOBILE</w:t>
+      </w:r>
+      <w:r>
         <w:rPr/>
-        <w:t>CÔNG TY CỔ PHẦN VIỄN THÔNG DI ĐỘNG VIETNAMOBILE ("Bên B") sẽ cung cấp Sản Phẩm cho Khách hàng: {{ beautiful_number_customer_name }}, CCCD số: {{ beautiful_number_customer_id }} ("Bên A") với các điều khoản chi tiết hai bên thống nhất như sau:</w:t>
+        <w:t xml:space="preserve"> ("Bên B") sẽ cung cấp Sản Phẩm cho Khách hàng: {{ beautiful_number_customer_name }}, CCCD số: {{ beautiful_number_customer_id }} ("Bên A") với các điều khoản chi tiết hai bên thống nhất như sau:</w:t>
       </w:r>
     </w:p>
     <w:p>
       <w:pPr>
         <w:pStyle w:val="Normal"/>
-        <w:spacing w:before="160" w:after="40"/>
+        <w:spacing w:before="0" w:after="0"/>
         <w:rPr/>
       </w:pPr>
       <w:r>
@@ -69,7 +77,7 @@
     <w:p>
       <w:pPr>
         <w:pStyle w:val="Normal"/>
-        <w:spacing w:before="0" w:after="80"/>
+        <w:spacing w:before="0" w:after="0"/>
         <w:jc w:val="both"/>
         <w:rPr/>
       </w:pPr>
@@ -95,9 +103,9 @@
       <w:tblGrid>
         <w:gridCol w:w="724"/>
         <w:gridCol w:w="1538"/>
-        <w:gridCol w:w="1526"/>
+        <w:gridCol w:w="1525"/>
         <w:gridCol w:w="3698"/>
-        <w:gridCol w:w="1869"/>
+        <w:gridCol w:w="1870"/>
       </w:tblGrid>
       <w:tr>
         <w:trPr/>
@@ -153,7 +161,7 @@
         </w:tc>
         <w:tc>
           <w:tcPr>
-            <w:tcW w:w="1526" w:type="dxa"/>
+            <w:tcW w:w="1525" w:type="dxa"/>
             <w:tcBorders>
               <w:top w:val="single" w:sz="4" w:space="0" w:color="000000"/>
               <w:start w:val="single" w:sz="4" w:space="0" w:color="000000"/>
@@ -205,7 +213,7 @@
         </w:tc>
         <w:tc>
           <w:tcPr>
-            <w:tcW w:w="1869" w:type="dxa"/>
+            <w:tcW w:w="1870" w:type="dxa"/>
             <w:tcBorders>
               <w:top w:val="single" w:sz="4" w:space="0" w:color="000000"/>
               <w:start w:val="single" w:sz="4" w:space="0" w:color="000000"/>
@@ -280,7 +288,7 @@
         </w:tc>
         <w:tc>
           <w:tcPr>
-            <w:tcW w:w="1526" w:type="dxa"/>
+            <w:tcW w:w="1525" w:type="dxa"/>
             <w:tcBorders>
               <w:top w:val="single" w:sz="4" w:space="0" w:color="000000"/>
               <w:start w:val="single" w:sz="4" w:space="0" w:color="000000"/>
@@ -328,7 +336,7 @@
         </w:tc>
         <w:tc>
           <w:tcPr>
-            <w:tcW w:w="1869" w:type="dxa"/>
+            <w:tcW w:w="1870" w:type="dxa"/>
             <w:tcBorders>
               <w:top w:val="single" w:sz="4" w:space="0" w:color="000000"/>
               <w:start w:val="single" w:sz="4" w:space="0" w:color="000000"/>
@@ -355,7 +363,7 @@
     <w:p>
       <w:pPr>
         <w:pStyle w:val="Normal"/>
-        <w:spacing w:before="160" w:after="40"/>
+        <w:spacing w:before="0" w:after="0"/>
         <w:rPr/>
       </w:pPr>
       <w:r>
@@ -368,7 +376,7 @@
     <w:p>
       <w:pPr>
         <w:pStyle w:val="Normal"/>
-        <w:spacing w:before="160" w:after="40"/>
+        <w:spacing w:before="0" w:after="0"/>
         <w:rPr/>
       </w:pPr>
       <w:r>
@@ -381,7 +389,7 @@
     <w:p>
       <w:pPr>
         <w:pStyle w:val="Normal"/>
-        <w:spacing w:before="0" w:after="80"/>
+        <w:spacing w:before="0" w:after="0"/>
         <w:jc w:val="both"/>
         <w:rPr/>
       </w:pPr>
@@ -393,7 +401,7 @@
     <w:p>
       <w:pPr>
         <w:pStyle w:val="Normal"/>
-        <w:spacing w:before="0" w:after="80"/>
+        <w:spacing w:before="0" w:after="0"/>
         <w:jc w:val="both"/>
         <w:rPr/>
       </w:pPr>
@@ -405,7 +413,7 @@
     <w:p>
       <w:pPr>
         <w:pStyle w:val="Normal"/>
-        <w:spacing w:before="160" w:after="40"/>
+        <w:spacing w:before="0" w:after="0"/>
         <w:rPr/>
       </w:pPr>
       <w:r>
@@ -418,7 +426,7 @@
     <w:p>
       <w:pPr>
         <w:pStyle w:val="Normal"/>
-        <w:spacing w:before="0" w:after="80"/>
+        <w:spacing w:before="0" w:after="0"/>
         <w:jc w:val="both"/>
         <w:rPr/>
       </w:pPr>
@@ -430,7 +438,7 @@
     <w:p>
       <w:pPr>
         <w:pStyle w:val="Normal"/>
-        <w:spacing w:before="0" w:after="80"/>
+        <w:spacing w:before="0" w:after="0"/>
         <w:jc w:val="both"/>
         <w:rPr/>
       </w:pPr>
@@ -442,7 +450,7 @@
     <w:p>
       <w:pPr>
         <w:pStyle w:val="Normal"/>
-        <w:spacing w:before="0" w:after="80"/>
+        <w:spacing w:before="0" w:after="0"/>
         <w:jc w:val="both"/>
         <w:rPr/>
       </w:pPr>
@@ -454,7 +462,7 @@
     <w:p>
       <w:pPr>
         <w:pStyle w:val="Normal"/>
-        <w:spacing w:before="0" w:after="80"/>
+        <w:spacing w:before="0" w:after="0"/>
         <w:jc w:val="both"/>
         <w:rPr/>
       </w:pPr>
@@ -466,7 +474,7 @@
     <w:p>
       <w:pPr>
         <w:pStyle w:val="Normal"/>
-        <w:spacing w:before="0" w:after="80"/>
+        <w:spacing w:before="0" w:after="0"/>
         <w:jc w:val="both"/>
         <w:rPr/>
       </w:pPr>
@@ -478,7 +486,7 @@
     <w:p>
       <w:pPr>
         <w:pStyle w:val="Normal"/>
-        <w:spacing w:before="160" w:after="40"/>
+        <w:spacing w:before="0" w:after="0"/>
         <w:rPr/>
       </w:pPr>
       <w:r>
@@ -491,7 +499,7 @@
     <w:p>
       <w:pPr>
         <w:pStyle w:val="Normal"/>
-        <w:spacing w:before="0" w:after="80"/>
+        <w:spacing w:before="0" w:after="0"/>
         <w:jc w:val="both"/>
         <w:rPr/>
       </w:pPr>
@@ -503,7 +511,7 @@
     <w:p>
       <w:pPr>
         <w:pStyle w:val="Normal"/>
-        <w:spacing w:before="0" w:after="80"/>
+        <w:spacing w:before="0" w:after="0"/>
         <w:jc w:val="both"/>
         <w:rPr/>
       </w:pPr>
@@ -515,7 +523,7 @@
     <w:p>
       <w:pPr>
         <w:pStyle w:val="Normal"/>
-        <w:spacing w:before="160" w:after="40"/>
+        <w:spacing w:before="0" w:after="0"/>
         <w:rPr/>
       </w:pPr>
       <w:r>
@@ -528,7 +536,7 @@
     <w:p>
       <w:pPr>
         <w:pStyle w:val="Normal"/>
-        <w:spacing w:before="0" w:after="80"/>
+        <w:spacing w:before="0" w:after="0"/>
         <w:jc w:val="both"/>
         <w:rPr/>
       </w:pPr>
@@ -540,7 +548,7 @@
     <w:p>
       <w:pPr>
         <w:pStyle w:val="Normal"/>
-        <w:spacing w:before="0" w:after="80"/>
+        <w:spacing w:before="0" w:after="0"/>
         <w:jc w:val="both"/>
         <w:rPr/>
       </w:pPr>
@@ -552,7 +560,7 @@
     <w:p>
       <w:pPr>
         <w:pStyle w:val="Normal"/>
-        <w:spacing w:before="160" w:after="40"/>
+        <w:spacing w:before="0" w:after="0"/>
         <w:rPr/>
       </w:pPr>
       <w:r>
@@ -565,7 +573,7 @@
     <w:p>
       <w:pPr>
         <w:pStyle w:val="Normal"/>
-        <w:spacing w:before="0" w:after="80"/>
+        <w:spacing w:before="0" w:after="0"/>
         <w:jc w:val="both"/>
         <w:rPr/>
       </w:pPr>
@@ -577,7 +585,7 @@
     <w:p>
       <w:pPr>
         <w:pStyle w:val="Normal"/>
-        <w:spacing w:before="160" w:after="40"/>
+        <w:spacing w:before="0" w:after="0"/>
         <w:rPr/>
       </w:pPr>
       <w:r>
@@ -590,7 +598,7 @@
     <w:p>
       <w:pPr>
         <w:pStyle w:val="Normal"/>
-        <w:spacing w:before="0" w:after="80"/>
+        <w:spacing w:before="0" w:after="0"/>
         <w:jc w:val="both"/>
         <w:rPr/>
       </w:pPr>
@@ -602,7 +610,7 @@
     <w:p>
       <w:pPr>
         <w:pStyle w:val="Normal"/>
-        <w:spacing w:before="0" w:after="80"/>
+        <w:spacing w:before="0" w:after="0"/>
         <w:jc w:val="both"/>
         <w:rPr/>
       </w:pPr>
@@ -614,7 +622,7 @@
     <w:p>
       <w:pPr>
         <w:pStyle w:val="Normal"/>
-        <w:spacing w:before="0" w:after="80"/>
+        <w:spacing w:before="0" w:after="0"/>
         <w:jc w:val="both"/>
         <w:rPr/>
       </w:pPr>
@@ -626,7 +634,7 @@
     <w:p>
       <w:pPr>
         <w:pStyle w:val="Normal"/>
-        <w:spacing w:before="0" w:after="80"/>
+        <w:spacing w:before="0" w:after="0"/>
         <w:jc w:val="both"/>
         <w:rPr/>
       </w:pPr>
@@ -638,7 +646,7 @@
     <w:p>
       <w:pPr>
         <w:pStyle w:val="Normal"/>
-        <w:spacing w:before="0" w:after="80"/>
+        <w:spacing w:before="0" w:after="0"/>
         <w:jc w:val="both"/>
         <w:rPr/>
       </w:pPr>
@@ -650,7 +658,7 @@
     <w:p>
       <w:pPr>
         <w:pStyle w:val="Normal"/>
-        <w:spacing w:before="160" w:after="40"/>
+        <w:spacing w:before="0" w:after="0"/>
         <w:rPr/>
       </w:pPr>
       <w:r>
@@ -663,7 +671,7 @@
     <w:p>
       <w:pPr>
         <w:pStyle w:val="Normal"/>
-        <w:spacing w:before="0" w:after="80"/>
+        <w:spacing w:before="0" w:after="0"/>
         <w:jc w:val="both"/>
         <w:rPr/>
       </w:pPr>
@@ -675,7 +683,7 @@
     <w:p>
       <w:pPr>
         <w:pStyle w:val="Normal"/>
-        <w:spacing w:before="0" w:after="80"/>
+        <w:spacing w:before="0" w:after="0"/>
         <w:jc w:val="both"/>
         <w:rPr/>
       </w:pPr>
@@ -687,7 +695,7 @@
     <w:p>
       <w:pPr>
         <w:pStyle w:val="Normal"/>
-        <w:spacing w:before="0" w:after="80"/>
+        <w:spacing w:before="0" w:after="0"/>
         <w:jc w:val="both"/>
         <w:rPr/>
       </w:pPr>
@@ -699,7 +707,7 @@
     <w:p>
       <w:pPr>
         <w:pStyle w:val="Normal"/>
-        <w:spacing w:before="0" w:after="80"/>
+        <w:spacing w:before="0" w:after="0"/>
         <w:jc w:val="both"/>
         <w:rPr/>
       </w:pPr>
@@ -711,7 +719,7 @@
     <w:p>
       <w:pPr>
         <w:pStyle w:val="Normal"/>
-        <w:spacing w:before="0" w:after="80"/>
+        <w:spacing w:before="0" w:after="0"/>
         <w:jc w:val="both"/>
         <w:rPr/>
       </w:pPr>
@@ -723,7 +731,7 @@
     <w:p>
       <w:pPr>
         <w:pStyle w:val="Normal"/>
-        <w:spacing w:before="0" w:after="80"/>
+        <w:spacing w:before="0" w:after="0"/>
         <w:jc w:val="both"/>
         <w:rPr/>
       </w:pPr>
@@ -735,7 +743,7 @@
     <w:p>
       <w:pPr>
         <w:pStyle w:val="Normal"/>
-        <w:spacing w:before="160" w:after="40"/>
+        <w:spacing w:before="0" w:after="0"/>
         <w:rPr/>
       </w:pPr>
       <w:r>
@@ -748,7 +756,7 @@
     <w:p>
       <w:pPr>
         <w:pStyle w:val="Normal"/>
-        <w:spacing w:before="0" w:after="80"/>
+        <w:spacing w:before="0" w:after="0"/>
         <w:jc w:val="both"/>
         <w:rPr/>
       </w:pPr>
@@ -760,7 +768,7 @@
     <w:p>
       <w:pPr>
         <w:pStyle w:val="Normal"/>
-        <w:spacing w:before="0" w:after="80"/>
+        <w:spacing w:before="0" w:after="0"/>
         <w:jc w:val="both"/>
         <w:rPr/>
       </w:pPr>
@@ -772,7 +780,7 @@
     <w:p>
       <w:pPr>
         <w:pStyle w:val="Normal"/>
-        <w:spacing w:before="0" w:after="80"/>
+        <w:spacing w:before="0" w:after="0"/>
         <w:jc w:val="both"/>
         <w:rPr/>
       </w:pPr>

--- a/desktop_app/backend/documents/beautiful_number/00_MAU_PHU_LUC_CAM_KET_SO_DEP_editable.docx
+++ b/desktop_app/backend/documents/beautiful_number/00_MAU_PHU_LUC_CAM_KET_SO_DEP_editable.docx
@@ -39,7 +39,42 @@
       </w:pPr>
       <w:r>
         <w:rPr/>
-        <w:t>Ngày: {{ beautiful_number_day }} / {{ beautiful_number_month }} / {{ beautiful_number_year }}</w:t>
+        <w:t xml:space="preserve">Ngày: </w:t>
+      </w:r>
+      <w:r>
+        <w:rPr>
+          <w:b/>
+          <w:sz w:val="26"/>
+        </w:rPr>
+        <w:t>{{ beautiful_number_day }}</w:t>
+      </w:r>
+      <w:r>
+        <w:rPr>
+          <w:b/>
+          <w:sz w:val="26"/>
+        </w:rPr>
+        <w:t xml:space="preserve"> / </w:t>
+      </w:r>
+      <w:r>
+        <w:rPr>
+          <w:b/>
+          <w:sz w:val="26"/>
+        </w:rPr>
+        <w:t>{{ beautiful_number_month }}</w:t>
+      </w:r>
+      <w:r>
+        <w:rPr>
+          <w:b/>
+          <w:sz w:val="26"/>
+        </w:rPr>
+        <w:t xml:space="preserve"> / </w:t>
+      </w:r>
+      <w:r>
+        <w:rPr>
+          <w:b/>
+          <w:sz w:val="26"/>
+        </w:rPr>
+        <w:t>{{ beautiful_number_year }}</w:t>
       </w:r>
     </w:p>
     <w:p>
@@ -58,7 +93,49 @@
       </w:r>
       <w:r>
         <w:rPr/>
-        <w:t xml:space="preserve"> ("Bên B") sẽ cung cấp Sản Phẩm cho Khách hàng: {{ beautiful_number_customer_name }}, CCCD số: {{ beautiful_number_customer_id }} ("Bên A") với các điều khoản chi tiết hai bên thống nhất như sau:</w:t>
+        <w:t xml:space="preserve"> ("Bên B") sẽ cung cấp Sản Phẩm cho Khách hàng: </w:t>
+      </w:r>
+      <w:r>
+        <w:rPr>
+          <w:b/>
+          <w:sz w:val="26"/>
+        </w:rPr>
+        <w:t>{{ beautiful_number_customer_name }}</w:t>
+      </w:r>
+      <w:r>
+        <w:rPr>
+          <w:b w:val="0"/>
+          <w:sz w:val="24"/>
+        </w:rPr>
+        <w:t xml:space="preserve"> .....</w:t>
+      </w:r>
+      <w:r>
+        <w:rPr>
+          <w:b w:val="0"/>
+          <w:sz w:val="24"/>
+        </w:rPr>
+        <w:t xml:space="preserve">, CCCD số: </w:t>
+      </w:r>
+      <w:r>
+        <w:rPr>
+          <w:b/>
+          <w:sz w:val="26"/>
+        </w:rPr>
+        <w:t>{{ beautiful_number_customer_id }}</w:t>
+      </w:r>
+      <w:r>
+        <w:rPr>
+          <w:b w:val="0"/>
+          <w:sz w:val="24"/>
+        </w:rPr>
+        <w:t xml:space="preserve"> .....</w:t>
+      </w:r>
+      <w:r>
+        <w:rPr>
+          <w:b w:val="0"/>
+          <w:sz w:val="24"/>
+        </w:rPr>
+        <w:t xml:space="preserve"> ("Bên A") với các điều khoản chi tiết hai bên thống nhất như sau:</w:t>
       </w:r>
     </w:p>
     <w:p>
@@ -103,9 +180,9 @@
       <w:tblGrid>
         <w:gridCol w:w="724"/>
         <w:gridCol w:w="1538"/>
-        <w:gridCol w:w="1525"/>
-        <w:gridCol w:w="3698"/>
-        <w:gridCol w:w="1870"/>
+        <w:gridCol w:w="1523"/>
+        <w:gridCol w:w="3699"/>
+        <w:gridCol w:w="1871"/>
       </w:tblGrid>
       <w:tr>
         <w:trPr/>
@@ -161,7 +238,7 @@
         </w:tc>
         <w:tc>
           <w:tcPr>
-            <w:tcW w:w="1525" w:type="dxa"/>
+            <w:tcW w:w="1523" w:type="dxa"/>
             <w:tcBorders>
               <w:top w:val="single" w:sz="4" w:space="0" w:color="000000"/>
               <w:start w:val="single" w:sz="4" w:space="0" w:color="000000"/>
@@ -186,7 +263,7 @@
         </w:tc>
         <w:tc>
           <w:tcPr>
-            <w:tcW w:w="3698" w:type="dxa"/>
+            <w:tcW w:w="3699" w:type="dxa"/>
             <w:tcBorders>
               <w:top w:val="single" w:sz="4" w:space="0" w:color="000000"/>
               <w:start w:val="single" w:sz="4" w:space="0" w:color="000000"/>
@@ -213,7 +290,7 @@
         </w:tc>
         <w:tc>
           <w:tcPr>
-            <w:tcW w:w="1870" w:type="dxa"/>
+            <w:tcW w:w="1871" w:type="dxa"/>
             <w:tcBorders>
               <w:top w:val="single" w:sz="4" w:space="0" w:color="000000"/>
               <w:start w:val="single" w:sz="4" w:space="0" w:color="000000"/>
@@ -282,13 +359,16 @@
               <w:rPr/>
             </w:pPr>
             <w:r>
-              <w:rPr/>
+              <w:rPr>
+                <w:b/>
+                <w:sz w:val="26"/>
+              </w:rPr>
             </w:r>
           </w:p>
         </w:tc>
         <w:tc>
           <w:tcPr>
-            <w:tcW w:w="1525" w:type="dxa"/>
+            <w:tcW w:w="1523" w:type="dxa"/>
             <w:tcBorders>
               <w:top w:val="single" w:sz="4" w:space="0" w:color="000000"/>
               <w:start w:val="single" w:sz="4" w:space="0" w:color="000000"/>
@@ -306,13 +386,16 @@
               <w:rPr/>
             </w:pPr>
             <w:r>
-              <w:rPr/>
+              <w:rPr>
+                <w:b/>
+                <w:sz w:val="26"/>
+              </w:rPr>
             </w:r>
           </w:p>
         </w:tc>
         <w:tc>
           <w:tcPr>
-            <w:tcW w:w="3698" w:type="dxa"/>
+            <w:tcW w:w="3699" w:type="dxa"/>
             <w:tcBorders>
               <w:top w:val="single" w:sz="4" w:space="0" w:color="000000"/>
               <w:start w:val="single" w:sz="4" w:space="0" w:color="000000"/>
@@ -330,13 +413,16 @@
               <w:rPr/>
             </w:pPr>
             <w:r>
-              <w:rPr/>
+              <w:rPr>
+                <w:b/>
+                <w:sz w:val="26"/>
+              </w:rPr>
             </w:r>
           </w:p>
         </w:tc>
         <w:tc>
           <w:tcPr>
-            <w:tcW w:w="1870" w:type="dxa"/>
+            <w:tcW w:w="1871" w:type="dxa"/>
             <w:tcBorders>
               <w:top w:val="single" w:sz="4" w:space="0" w:color="000000"/>
               <w:start w:val="single" w:sz="4" w:space="0" w:color="000000"/>
@@ -354,7 +440,10 @@
               <w:rPr/>
             </w:pPr>
             <w:r>
-              <w:rPr/>
+              <w:rPr>
+                <w:b/>
+                <w:sz w:val="26"/>
+              </w:rPr>
             </w:r>
           </w:p>
         </w:tc>
@@ -827,15 +916,39 @@
           <w:p>
             <w:pPr>
               <w:pStyle w:val="Normal"/>
-              <w:spacing w:before="80" w:after="200"/>
+              <w:spacing w:before="0" w:after="0"/>
               <w:jc w:val="center"/>
-              <w:rPr/>
+              <w:rPr>
+                <w:sz w:val="24"/>
+                <w:szCs w:val="24"/>
+              </w:rPr>
             </w:pPr>
             <w:r>
               <w:rPr>
                 <w:b/>
+                <w:sz w:val="24"/>
+                <w:szCs w:val="24"/>
               </w:rPr>
               <w:t>ĐẠI DIỆN BÊN A</w:t>
+            </w:r>
+          </w:p>
+          <w:p>
+            <w:pPr>
+              <w:pStyle w:val="Normal"/>
+              <w:spacing w:before="0" w:after="0"/>
+              <w:jc w:val="center"/>
+              <w:rPr>
+                <w:sz w:val="24"/>
+                <w:szCs w:val="24"/>
+              </w:rPr>
+            </w:pPr>
+            <w:r>
+              <w:rPr>
+                <w:i/>
+                <w:sz w:val="24"/>
+                <w:szCs w:val="24"/>
+              </w:rPr>
+              <w:t>(Ký, ghi rõ họ tên và đóng dấu)</w:t>
             </w:r>
           </w:p>
         </w:tc>
@@ -847,15 +960,86 @@
           <w:p>
             <w:pPr>
               <w:pStyle w:val="Normal"/>
-              <w:spacing w:before="80" w:after="200"/>
+              <w:spacing w:before="0" w:after="0"/>
               <w:jc w:val="center"/>
-              <w:rPr/>
+              <w:rPr>
+                <w:sz w:val="24"/>
+                <w:szCs w:val="24"/>
+              </w:rPr>
             </w:pPr>
             <w:r>
               <w:rPr>
                 <w:b/>
+                <w:sz w:val="24"/>
+                <w:szCs w:val="24"/>
               </w:rPr>
               <w:t>ĐẠI DIỆN BÊN B</w:t>
+            </w:r>
+          </w:p>
+          <w:p>
+            <w:pPr>
+              <w:pStyle w:val="Normal"/>
+              <w:spacing w:before="0" w:after="0"/>
+              <w:jc w:val="center"/>
+              <w:rPr>
+                <w:sz w:val="24"/>
+                <w:szCs w:val="24"/>
+              </w:rPr>
+            </w:pPr>
+            <w:r>
+              <w:rPr>
+                <w:i/>
+                <w:sz w:val="24"/>
+                <w:szCs w:val="24"/>
+              </w:rPr>
+              <w:t>(Ký, ghi rõ họ tên và đóng dấu)</w:t>
+            </w:r>
+          </w:p>
+        </w:tc>
+      </w:tr>
+      <w:tr>
+        <w:trPr>
+          <w:trHeight w:val="2381" w:hRule="exact"/>
+        </w:trPr>
+        <w:tc>
+          <w:tcPr>
+            <w:tcW w:w="4677" w:type="dxa"/>
+            <w:tcBorders/>
+            <w:vAlign w:val="center"/>
+          </w:tcPr>
+          <w:p>
+            <w:pPr>
+              <w:jc w:val="center"/>
+            </w:pPr>
+            <w:r/>
+            <w:r>
+              <w:rPr>
+                <w:rFonts w:ascii="Great Vibes" w:hAnsi="Great Vibes" w:eastAsia="Great Vibes" w:cs="Great Vibes"/>
+                <w:b w:val="0"/>
+                <w:sz w:val="36"/>
+              </w:rPr>
+              <w:t>{{ customer_signature_given_name }}</w:t>
+            </w:r>
+          </w:p>
+        </w:tc>
+        <w:tc>
+          <w:tcPr>
+            <w:tcW w:w="4677" w:type="dxa"/>
+            <w:tcBorders/>
+            <w:vAlign w:val="center"/>
+          </w:tcPr>
+          <w:p>
+            <w:pPr>
+              <w:jc w:val="center"/>
+            </w:pPr>
+            <w:r/>
+            <w:r>
+              <w:rPr>
+                <w:rFonts w:ascii="Great Vibes" w:hAnsi="Great Vibes" w:eastAsia="Great Vibes" w:cs="Great Vibes"/>
+                <w:b w:val="0"/>
+                <w:sz w:val="36"/>
+              </w:rPr>
+              <w:t>{{ provider_representative_given_name }}</w:t>
             </w:r>
           </w:p>
         </w:tc>
@@ -870,144 +1054,22 @@
           <w:p>
             <w:pPr>
               <w:pStyle w:val="Normal"/>
-              <w:spacing w:before="80" w:after="200"/>
+              <w:spacing w:before="0" w:after="0"/>
               <w:jc w:val="center"/>
               <w:rPr>
-                <w:i/>
-                <w:sz w:val="22"/>
+                <w:sz w:val="24"/>
+                <w:szCs w:val="24"/>
               </w:rPr>
             </w:pPr>
             <w:r>
               <w:rPr>
-                <w:i/>
-                <w:sz w:val="22"/>
-              </w:rPr>
-              <w:t>(Ký, ghi rõ họ tên và đóng dấu)</w:t>
-            </w:r>
-          </w:p>
-        </w:tc>
-        <w:tc>
-          <w:tcPr>
-            <w:tcW w:w="4677" w:type="dxa"/>
-            <w:tcBorders/>
-          </w:tcPr>
-          <w:p>
-            <w:pPr>
-              <w:pStyle w:val="Normal"/>
-              <w:spacing w:before="80" w:after="200"/>
-              <w:jc w:val="center"/>
-              <w:rPr>
-                <w:i/>
-                <w:sz w:val="22"/>
-              </w:rPr>
-            </w:pPr>
-            <w:r>
-              <w:rPr>
-                <w:i/>
-                <w:sz w:val="22"/>
-              </w:rPr>
-              <w:t>(Ký, ghi rõ họ tên và đóng dấu)</w:t>
-            </w:r>
-          </w:p>
-        </w:tc>
-      </w:tr>
-      <w:tr>
-        <w:trPr/>
-        <w:tc>
-          <w:tcPr>
-            <w:tcW w:w="4677" w:type="dxa"/>
-            <w:tcBorders/>
-          </w:tcPr>
-          <w:p>
-            <w:pPr>
-              <w:pStyle w:val="Normal"/>
-              <w:spacing w:before="80" w:after="200"/>
-              <w:rPr/>
-            </w:pPr>
-            <w:r>
-              <w:rPr/>
-            </w:r>
-          </w:p>
-        </w:tc>
-        <w:tc>
-          <w:tcPr>
-            <w:tcW w:w="4677" w:type="dxa"/>
-            <w:tcBorders/>
-          </w:tcPr>
-          <w:p>
-            <w:pPr>
-              <w:pStyle w:val="Normal"/>
-              <w:spacing w:before="80" w:after="200"/>
-              <w:rPr/>
-            </w:pPr>
-            <w:r>
-              <w:rPr/>
-            </w:r>
-          </w:p>
-        </w:tc>
-      </w:tr>
-      <w:tr>
-        <w:trPr/>
-        <w:tc>
-          <w:tcPr>
-            <w:tcW w:w="4677" w:type="dxa"/>
-            <w:tcBorders/>
-          </w:tcPr>
-          <w:p>
-            <w:pPr>
-              <w:pStyle w:val="Normal"/>
-              <w:spacing w:before="80" w:after="200"/>
-              <w:rPr/>
-            </w:pPr>
-            <w:r>
-              <w:rPr/>
-            </w:r>
-          </w:p>
-        </w:tc>
-        <w:tc>
-          <w:tcPr>
-            <w:tcW w:w="4677" w:type="dxa"/>
-            <w:tcBorders/>
-          </w:tcPr>
-          <w:p>
-            <w:pPr>
-              <w:pStyle w:val="Normal"/>
-              <w:spacing w:before="80" w:after="200"/>
-              <w:rPr/>
-            </w:pPr>
-            <w:r>
-              <w:rPr/>
-            </w:r>
-          </w:p>
-        </w:tc>
-      </w:tr>
-      <w:tr>
-        <w:trPr/>
-        <w:tc>
-          <w:tcPr>
-            <w:tcW w:w="4677" w:type="dxa"/>
-            <w:tcBorders/>
-          </w:tcPr>
-          <w:p>
-            <w:pPr>
-              <w:pStyle w:val="Normal"/>
-              <w:spacing w:before="80" w:after="200"/>
-              <w:jc w:val="center"/>
-              <w:rPr>
-                <w:b/>
+                <w:rFonts w:ascii="Great Vibes" w:hAnsi="Great Vibes" w:eastAsia="Great Vibes" w:cs="Great Vibes"/>
+                <w:b w:val="0"/>
                 <w:bCs/>
                 <w:i w:val="false"/>
                 <w:iCs w:val="false"/>
-                <w:sz w:val="22"/>
-              </w:rPr>
-            </w:pPr>
-            <w:r>
-              <w:rPr>
-                <w:b/>
-                <w:bCs/>
-                <w:i w:val="false"/>
-                <w:iCs w:val="false"/>
-                <w:sz w:val="22"/>
+                <w:sz w:val="36"/>
+                <w:szCs w:val="24"/>
               </w:rPr>
               <w:t>{{ customer_signature_name }}</w:t>
             </w:r>
@@ -1021,47 +1083,21 @@
           <w:p>
             <w:pPr>
               <w:pStyle w:val="Normal"/>
-              <w:spacing w:before="80" w:after="200"/>
+              <w:spacing w:before="0" w:after="0"/>
               <w:jc w:val="center"/>
-              <w:rPr/>
+              <w:rPr>
+                <w:sz w:val="24"/>
+                <w:szCs w:val="24"/>
+              </w:rPr>
             </w:pPr>
             <w:r>
               <w:rPr>
-                <w:b/>
-                <w:sz w:val="24"/>
+                <w:rFonts w:ascii="Great Vibes" w:hAnsi="Great Vibes" w:eastAsia="Great Vibes" w:cs="Great Vibes"/>
+                <w:b w:val="0"/>
+                <w:sz w:val="36"/>
+                <w:szCs w:val="24"/>
               </w:rPr>
-              <w:t>VÕ</w:t>
-            </w:r>
-            <w:r>
-              <w:rPr>
-                <w:b/>
-                <w:spacing w:val="-1"/>
-                <w:sz w:val="24"/>
-              </w:rPr>
-              <w:t xml:space="preserve"> </w:t>
-            </w:r>
-            <w:r>
-              <w:rPr>
-                <w:b/>
-                <w:sz w:val="24"/>
-              </w:rPr>
-              <w:t>DUY</w:t>
-            </w:r>
-            <w:r>
-              <w:rPr>
-                <w:b/>
-                <w:spacing w:val="-2"/>
-                <w:sz w:val="24"/>
-              </w:rPr>
-              <w:t xml:space="preserve"> </w:t>
-            </w:r>
-            <w:r>
-              <w:rPr>
-                <w:b/>
-                <w:spacing w:val="-4"/>
-                <w:sz w:val="24"/>
-              </w:rPr>
-              <w:t>NHẬT</w:t>
+              <w:t>{{ provider_representative }}</w:t>
             </w:r>
           </w:p>
         </w:tc>

--- a/desktop_app/backend/documents/beautiful_number/00_MAU_PHU_LUC_CAM_KET_SO_DEP_editable.docx
+++ b/desktop_app/backend/documents/beautiful_number/00_MAU_PHU_LUC_CAM_KET_SO_DEP_editable.docx
@@ -46,35 +46,7 @@
           <w:b/>
           <w:sz w:val="26"/>
         </w:rPr>
-        <w:t>{{ beautiful_number_day }}</w:t>
-      </w:r>
-      <w:r>
-        <w:rPr>
-          <w:b/>
-          <w:sz w:val="26"/>
-        </w:rPr>
-        <w:t xml:space="preserve"> / </w:t>
-      </w:r>
-      <w:r>
-        <w:rPr>
-          <w:b/>
-          <w:sz w:val="26"/>
-        </w:rPr>
-        <w:t>{{ beautiful_number_month }}</w:t>
-      </w:r>
-      <w:r>
-        <w:rPr>
-          <w:b/>
-          <w:sz w:val="26"/>
-        </w:rPr>
-        <w:t xml:space="preserve"> / </w:t>
-      </w:r>
-      <w:r>
-        <w:rPr>
-          <w:b/>
-          <w:sz w:val="26"/>
-        </w:rPr>
-        <w:t>{{ beautiful_number_year }}</w:t>
+        <w:t>{{ beautiful_number_day }} / {{ beautiful_number_month }} / {{ beautiful_number_year }}</w:t>
       </w:r>
     </w:p>
     <w:p>
@@ -97,42 +69,30 @@
       </w:r>
       <w:r>
         <w:rPr>
-          <w:b/>
-          <w:sz w:val="26"/>
+          <w:rFonts w:ascii="JetBrainsMono NF ExtraBold" w:hAnsi="JetBrainsMono NF ExtraBold" w:eastAsia="JetBrainsMono NF ExtraBold" w:cs="JetBrainsMono NF ExtraBold"/>
+          <w:b w:val="0"/>
+          <w:sz w:val="24"/>
         </w:rPr>
         <w:t>{{ beautiful_number_customer_name }}</w:t>
       </w:r>
       <w:r>
         <w:rPr>
-          <w:b w:val="0"/>
-          <w:sz w:val="24"/>
-        </w:rPr>
-        <w:t xml:space="preserve"> .....</w:t>
-      </w:r>
-      <w:r>
-        <w:rPr>
-          <w:b w:val="0"/>
+          <w:b w:val="false"/>
           <w:sz w:val="24"/>
         </w:rPr>
         <w:t xml:space="preserve">, CCCD số: </w:t>
       </w:r>
       <w:r>
         <w:rPr>
-          <w:b/>
-          <w:sz w:val="26"/>
+          <w:rFonts w:ascii="JetBrainsMono NF ExtraBold" w:hAnsi="JetBrainsMono NF ExtraBold" w:eastAsia="JetBrainsMono NF ExtraBold" w:cs="JetBrainsMono NF ExtraBold"/>
+          <w:b w:val="0"/>
+          <w:sz w:val="24"/>
         </w:rPr>
         <w:t>{{ beautiful_number_customer_id }}</w:t>
       </w:r>
       <w:r>
         <w:rPr>
-          <w:b w:val="0"/>
-          <w:sz w:val="24"/>
-        </w:rPr>
-        <w:t xml:space="preserve"> .....</w:t>
-      </w:r>
-      <w:r>
-        <w:rPr>
-          <w:b w:val="0"/>
+          <w:b w:val="false"/>
           <w:sz w:val="24"/>
         </w:rPr>
         <w:t xml:space="preserve"> ("Bên A") với các điều khoản chi tiết hai bên thống nhất như sau:</w:t>
@@ -179,9 +139,9 @@
       </w:tblPr>
       <w:tblGrid>
         <w:gridCol w:w="724"/>
-        <w:gridCol w:w="1538"/>
-        <w:gridCol w:w="1523"/>
-        <w:gridCol w:w="3699"/>
+        <w:gridCol w:w="1710"/>
+        <w:gridCol w:w="1790"/>
+        <w:gridCol w:w="3260"/>
         <w:gridCol w:w="1871"/>
       </w:tblGrid>
       <w:tr>
@@ -213,7 +173,7 @@
         </w:tc>
         <w:tc>
           <w:tcPr>
-            <w:tcW w:w="1538" w:type="dxa"/>
+            <w:tcW w:w="1710" w:type="dxa"/>
             <w:tcBorders>
               <w:top w:val="single" w:sz="4" w:space="0" w:color="000000"/>
               <w:start w:val="single" w:sz="4" w:space="0" w:color="000000"/>
@@ -238,7 +198,7 @@
         </w:tc>
         <w:tc>
           <w:tcPr>
-            <w:tcW w:w="1523" w:type="dxa"/>
+            <w:tcW w:w="1790" w:type="dxa"/>
             <w:tcBorders>
               <w:top w:val="single" w:sz="4" w:space="0" w:color="000000"/>
               <w:start w:val="single" w:sz="4" w:space="0" w:color="000000"/>
@@ -263,7 +223,7 @@
         </w:tc>
         <w:tc>
           <w:tcPr>
-            <w:tcW w:w="3699" w:type="dxa"/>
+            <w:tcW w:w="3260" w:type="dxa"/>
             <w:tcBorders>
               <w:top w:val="single" w:sz="4" w:space="0" w:color="000000"/>
               <w:start w:val="single" w:sz="4" w:space="0" w:color="000000"/>
@@ -341,7 +301,7 @@
         </w:tc>
         <w:tc>
           <w:tcPr>
-            <w:tcW w:w="1538" w:type="dxa"/>
+            <w:tcW w:w="1710" w:type="dxa"/>
             <w:tcBorders>
               <w:top w:val="single" w:sz="4" w:space="0" w:color="000000"/>
               <w:start w:val="single" w:sz="4" w:space="0" w:color="000000"/>
@@ -360,15 +320,16 @@
             </w:pPr>
             <w:r>
               <w:rPr>
-                <w:b/>
-                <w:sz w:val="26"/>
+                <w:rFonts w:ascii="JetBrainsMono NF ExtraBold" w:hAnsi="JetBrainsMono NF ExtraBold" w:eastAsia="JetBrainsMono NF ExtraBold" w:cs="JetBrainsMono NF ExtraBold"/>
+                <w:b w:val="0"/>
+                <w:sz w:val="24"/>
               </w:rPr>
             </w:r>
           </w:p>
         </w:tc>
         <w:tc>
           <w:tcPr>
-            <w:tcW w:w="1523" w:type="dxa"/>
+            <w:tcW w:w="1790" w:type="dxa"/>
             <w:tcBorders>
               <w:top w:val="single" w:sz="4" w:space="0" w:color="000000"/>
               <w:start w:val="single" w:sz="4" w:space="0" w:color="000000"/>
@@ -387,15 +348,16 @@
             </w:pPr>
             <w:r>
               <w:rPr>
-                <w:b/>
-                <w:sz w:val="26"/>
+                <w:rFonts w:ascii="JetBrainsMono NF ExtraBold" w:hAnsi="JetBrainsMono NF ExtraBold" w:eastAsia="JetBrainsMono NF ExtraBold" w:cs="JetBrainsMono NF ExtraBold"/>
+                <w:b w:val="0"/>
+                <w:sz w:val="24"/>
               </w:rPr>
             </w:r>
           </w:p>
         </w:tc>
         <w:tc>
           <w:tcPr>
-            <w:tcW w:w="3699" w:type="dxa"/>
+            <w:tcW w:w="3260" w:type="dxa"/>
             <w:tcBorders>
               <w:top w:val="single" w:sz="4" w:space="0" w:color="000000"/>
               <w:start w:val="single" w:sz="4" w:space="0" w:color="000000"/>
@@ -414,8 +376,9 @@
             </w:pPr>
             <w:r>
               <w:rPr>
-                <w:b/>
-                <w:sz w:val="26"/>
+                <w:rFonts w:ascii="JetBrainsMono NF ExtraBold" w:hAnsi="JetBrainsMono NF ExtraBold" w:eastAsia="JetBrainsMono NF ExtraBold" w:cs="JetBrainsMono NF ExtraBold"/>
+                <w:b w:val="0"/>
+                <w:sz w:val="24"/>
               </w:rPr>
             </w:r>
           </w:p>
@@ -441,8 +404,9 @@
             </w:pPr>
             <w:r>
               <w:rPr>
-                <w:b/>
-                <w:sz w:val="26"/>
+                <w:rFonts w:ascii="JetBrainsMono NF ExtraBold" w:hAnsi="JetBrainsMono NF ExtraBold" w:eastAsia="JetBrainsMono NF ExtraBold" w:cs="JetBrainsMono NF ExtraBold"/>
+                <w:b w:val="0"/>
+                <w:sz w:val="24"/>
               </w:rPr>
             </w:r>
           </w:p>
@@ -999,7 +963,7 @@
       </w:tr>
       <w:tr>
         <w:trPr>
-          <w:trHeight w:val="2381" w:hRule="exact"/>
+          <w:trHeight w:val="2077" w:hRule="exact"/>
         </w:trPr>
         <w:tc>
           <w:tcPr>
@@ -1009,13 +973,15 @@
           </w:tcPr>
           <w:p>
             <w:pPr>
+              <w:pStyle w:val="Normal"/>
+              <w:spacing w:before="0" w:after="200"/>
               <w:jc w:val="center"/>
+              <w:rPr/>
             </w:pPr>
-            <w:r/>
             <w:r>
               <w:rPr>
-                <w:rFonts w:ascii="Great Vibes" w:hAnsi="Great Vibes" w:eastAsia="Great Vibes" w:cs="Great Vibes"/>
-                <w:b w:val="0"/>
+                <w:rFonts w:eastAsia="Great Vibes" w:cs="Great Vibes" w:ascii="Great Vibes" w:hAnsi="Great Vibes"/>
+                <w:b w:val="false"/>
                 <w:sz w:val="36"/>
               </w:rPr>
               <w:t>{{ customer_signature_given_name }}</w:t>
@@ -1030,13 +996,15 @@
           </w:tcPr>
           <w:p>
             <w:pPr>
+              <w:pStyle w:val="Normal"/>
+              <w:spacing w:before="0" w:after="200"/>
               <w:jc w:val="center"/>
+              <w:rPr/>
             </w:pPr>
-            <w:r/>
             <w:r>
               <w:rPr>
-                <w:rFonts w:ascii="Great Vibes" w:hAnsi="Great Vibes" w:eastAsia="Great Vibes" w:cs="Great Vibes"/>
-                <w:b w:val="0"/>
+                <w:rFonts w:eastAsia="Great Vibes" w:cs="Great Vibes" w:ascii="Great Vibes" w:hAnsi="Great Vibes"/>
+                <w:b w:val="false"/>
                 <w:sz w:val="36"/>
               </w:rPr>
               <w:t>{{ provider_representative_given_name }}</w:t>
@@ -1063,8 +1031,8 @@
             </w:pPr>
             <w:r>
               <w:rPr>
-                <w:rFonts w:ascii="Great Vibes" w:hAnsi="Great Vibes" w:eastAsia="Great Vibes" w:cs="Great Vibes"/>
-                <w:b w:val="0"/>
+                <w:rFonts w:eastAsia="Great Vibes" w:cs="Great Vibes" w:ascii="Great Vibes" w:hAnsi="Great Vibes"/>
+                <w:b w:val="false"/>
                 <w:bCs/>
                 <w:i w:val="false"/>
                 <w:iCs w:val="false"/>
@@ -1092,8 +1060,8 @@
             </w:pPr>
             <w:r>
               <w:rPr>
-                <w:rFonts w:ascii="Great Vibes" w:hAnsi="Great Vibes" w:eastAsia="Great Vibes" w:cs="Great Vibes"/>
-                <w:b w:val="0"/>
+                <w:rFonts w:eastAsia="Great Vibes" w:cs="Great Vibes" w:ascii="Great Vibes" w:hAnsi="Great Vibes"/>
+                <w:b w:val="false"/>
                 <w:sz w:val="36"/>
                 <w:szCs w:val="24"/>
               </w:rPr>

--- a/desktop_app/backend/documents/beautiful_number/00_MAU_PHU_LUC_CAM_KET_SO_DEP_editable.docx
+++ b/desktop_app/backend/documents/beautiful_number/00_MAU_PHU_LUC_CAM_KET_SO_DEP_editable.docx
@@ -69,8 +69,8 @@
       </w:r>
       <w:r>
         <w:rPr>
-          <w:rFonts w:ascii="JetBrainsMono NF ExtraBold" w:hAnsi="JetBrainsMono NF ExtraBold" w:eastAsia="JetBrainsMono NF ExtraBold" w:cs="JetBrainsMono NF ExtraBold"/>
-          <w:b w:val="0"/>
+          <w:rFonts w:eastAsia="JetBrainsMono NF ExtraBold" w:cs="JetBrainsMono NF ExtraBold" w:ascii="JetBrainsMono NF ExtraBold" w:hAnsi="JetBrainsMono NF ExtraBold"/>
+          <w:b w:val="false"/>
           <w:sz w:val="24"/>
         </w:rPr>
         <w:t>{{ beautiful_number_customer_name }}</w:t>
@@ -84,8 +84,8 @@
       </w:r>
       <w:r>
         <w:rPr>
-          <w:rFonts w:ascii="JetBrainsMono NF ExtraBold" w:hAnsi="JetBrainsMono NF ExtraBold" w:eastAsia="JetBrainsMono NF ExtraBold" w:cs="JetBrainsMono NF ExtraBold"/>
-          <w:b w:val="0"/>
+          <w:rFonts w:eastAsia="JetBrainsMono NF ExtraBold" w:cs="JetBrainsMono NF ExtraBold" w:ascii="JetBrainsMono NF ExtraBold" w:hAnsi="JetBrainsMono NF ExtraBold"/>
+          <w:b w:val="false"/>
           <w:sz w:val="24"/>
         </w:rPr>
         <w:t>{{ beautiful_number_customer_id }}</w:t>
@@ -140,8 +140,8 @@
       <w:tblGrid>
         <w:gridCol w:w="724"/>
         <w:gridCol w:w="1710"/>
-        <w:gridCol w:w="1790"/>
-        <w:gridCol w:w="3260"/>
+        <w:gridCol w:w="1786"/>
+        <w:gridCol w:w="3264"/>
         <w:gridCol w:w="1871"/>
       </w:tblGrid>
       <w:tr>
@@ -198,7 +198,7 @@
         </w:tc>
         <w:tc>
           <w:tcPr>
-            <w:tcW w:w="1790" w:type="dxa"/>
+            <w:tcW w:w="1786" w:type="dxa"/>
             <w:tcBorders>
               <w:top w:val="single" w:sz="4" w:space="0" w:color="000000"/>
               <w:start w:val="single" w:sz="4" w:space="0" w:color="000000"/>
@@ -223,7 +223,7 @@
         </w:tc>
         <w:tc>
           <w:tcPr>
-            <w:tcW w:w="3260" w:type="dxa"/>
+            <w:tcW w:w="3264" w:type="dxa"/>
             <w:tcBorders>
               <w:top w:val="single" w:sz="4" w:space="0" w:color="000000"/>
               <w:start w:val="single" w:sz="4" w:space="0" w:color="000000"/>
@@ -319,17 +319,13 @@
               <w:rPr/>
             </w:pPr>
             <w:r>
-              <w:rPr>
-                <w:rFonts w:ascii="JetBrainsMono NF ExtraBold" w:hAnsi="JetBrainsMono NF ExtraBold" w:eastAsia="JetBrainsMono NF ExtraBold" w:cs="JetBrainsMono NF ExtraBold"/>
-                <w:b w:val="0"/>
-                <w:sz w:val="24"/>
-              </w:rPr>
+              <w:rPr/>
             </w:r>
           </w:p>
         </w:tc>
         <w:tc>
           <w:tcPr>
-            <w:tcW w:w="1790" w:type="dxa"/>
+            <w:tcW w:w="1786" w:type="dxa"/>
             <w:tcBorders>
               <w:top w:val="single" w:sz="4" w:space="0" w:color="000000"/>
               <w:start w:val="single" w:sz="4" w:space="0" w:color="000000"/>
@@ -347,17 +343,13 @@
               <w:rPr/>
             </w:pPr>
             <w:r>
-              <w:rPr>
-                <w:rFonts w:ascii="JetBrainsMono NF ExtraBold" w:hAnsi="JetBrainsMono NF ExtraBold" w:eastAsia="JetBrainsMono NF ExtraBold" w:cs="JetBrainsMono NF ExtraBold"/>
-                <w:b w:val="0"/>
-                <w:sz w:val="24"/>
-              </w:rPr>
+              <w:rPr/>
             </w:r>
           </w:p>
         </w:tc>
         <w:tc>
           <w:tcPr>
-            <w:tcW w:w="3260" w:type="dxa"/>
+            <w:tcW w:w="3264" w:type="dxa"/>
             <w:tcBorders>
               <w:top w:val="single" w:sz="4" w:space="0" w:color="000000"/>
               <w:start w:val="single" w:sz="4" w:space="0" w:color="000000"/>
@@ -375,11 +367,7 @@
               <w:rPr/>
             </w:pPr>
             <w:r>
-              <w:rPr>
-                <w:rFonts w:ascii="JetBrainsMono NF ExtraBold" w:hAnsi="JetBrainsMono NF ExtraBold" w:eastAsia="JetBrainsMono NF ExtraBold" w:cs="JetBrainsMono NF ExtraBold"/>
-                <w:b w:val="0"/>
-                <w:sz w:val="24"/>
-              </w:rPr>
+              <w:rPr/>
             </w:r>
           </w:p>
         </w:tc>
@@ -403,11 +391,7 @@
               <w:rPr/>
             </w:pPr>
             <w:r>
-              <w:rPr>
-                <w:rFonts w:ascii="JetBrainsMono NF ExtraBold" w:hAnsi="JetBrainsMono NF ExtraBold" w:eastAsia="JetBrainsMono NF ExtraBold" w:cs="JetBrainsMono NF ExtraBold"/>
-                <w:b w:val="0"/>
-                <w:sz w:val="24"/>
-              </w:rPr>
+              <w:rPr/>
             </w:r>
           </w:p>
         </w:tc>
@@ -963,7 +947,7 @@
       </w:tr>
       <w:tr>
         <w:trPr>
-          <w:trHeight w:val="2077" w:hRule="exact"/>
+          <w:trHeight w:val="3340" w:hRule="exact"/>
         </w:trPr>
         <w:tc>
           <w:tcPr>
@@ -976,7 +960,11 @@
               <w:pStyle w:val="Normal"/>
               <w:spacing w:before="0" w:after="200"/>
               <w:jc w:val="center"/>
-              <w:rPr/>
+              <w:rPr>
+                <w:rFonts w:ascii="Great Vibes" w:hAnsi="Great Vibes" w:eastAsia="Great Vibes" w:cs="Great Vibes"/>
+                <w:b w:val="false"/>
+                <w:sz w:val="36"/>
+              </w:rPr>
             </w:pPr>
             <w:r>
               <w:rPr>
@@ -987,45 +975,18 @@
               <w:t>{{ customer_signature_given_name }}</w:t>
             </w:r>
           </w:p>
-        </w:tc>
-        <w:tc>
-          <w:tcPr>
-            <w:tcW w:w="4677" w:type="dxa"/>
-            <w:tcBorders/>
-            <w:vAlign w:val="center"/>
-          </w:tcPr>
           <w:p>
             <w:pPr>
               <w:pStyle w:val="Normal"/>
               <w:spacing w:before="0" w:after="200"/>
               <w:jc w:val="center"/>
-              <w:rPr/>
-            </w:pPr>
-            <w:r>
               <w:rPr>
-                <w:rFonts w:eastAsia="Great Vibes" w:cs="Great Vibes" w:ascii="Great Vibes" w:hAnsi="Great Vibes"/>
+                <w:rFonts w:ascii="Great Vibes" w:hAnsi="Great Vibes" w:eastAsia="Great Vibes" w:cs="Great Vibes"/>
                 <w:b w:val="false"/>
+                <w:bCs/>
+                <w:i w:val="false"/>
+                <w:iCs w:val="false"/>
                 <w:sz w:val="36"/>
-              </w:rPr>
-              <w:t>{{ provider_representative_given_name }}</w:t>
-            </w:r>
-          </w:p>
-        </w:tc>
-      </w:tr>
-      <w:tr>
-        <w:trPr/>
-        <w:tc>
-          <w:tcPr>
-            <w:tcW w:w="4677" w:type="dxa"/>
-            <w:tcBorders/>
-          </w:tcPr>
-          <w:p>
-            <w:pPr>
-              <w:pStyle w:val="Normal"/>
-              <w:spacing w:before="0" w:after="0"/>
-              <w:jc w:val="center"/>
-              <w:rPr>
-                <w:sz w:val="24"/>
                 <w:szCs w:val="24"/>
               </w:rPr>
             </w:pPr>
@@ -1047,15 +1008,17 @@
           <w:tcPr>
             <w:tcW w:w="4677" w:type="dxa"/>
             <w:tcBorders/>
+            <w:vAlign w:val="center"/>
           </w:tcPr>
           <w:p>
             <w:pPr>
               <w:pStyle w:val="Normal"/>
-              <w:spacing w:before="0" w:after="0"/>
+              <w:spacing w:before="0" w:after="200"/>
               <w:jc w:val="center"/>
               <w:rPr>
-                <w:sz w:val="24"/>
-                <w:szCs w:val="24"/>
+                <w:rFonts w:ascii="Great Vibes" w:hAnsi="Great Vibes" w:eastAsia="Great Vibes" w:cs="Great Vibes"/>
+                <w:b w:val="false"/>
+                <w:sz w:val="36"/>
               </w:rPr>
             </w:pPr>
             <w:r>
@@ -1063,9 +1026,28 @@
                 <w:rFonts w:eastAsia="Great Vibes" w:cs="Great Vibes" w:ascii="Great Vibes" w:hAnsi="Great Vibes"/>
                 <w:b w:val="false"/>
                 <w:sz w:val="36"/>
-                <w:szCs w:val="24"/>
               </w:rPr>
-              <w:t>{{ provider_representative }}</w:t>
+              <w:t>{{ provider_representative_signature_given_name }}</w:t>
+            </w:r>
+          </w:p>
+          <w:p>
+            <w:pPr>
+              <w:pStyle w:val="Normal"/>
+              <w:spacing w:before="0" w:after="200"/>
+              <w:jc w:val="center"/>
+              <w:rPr>
+                <w:rFonts w:ascii="Great Vibes" w:hAnsi="Great Vibes" w:eastAsia="Great Vibes" w:cs="Great Vibes"/>
+                <w:b w:val="false"/>
+                <w:sz w:val="36"/>
+              </w:rPr>
+            </w:pPr>
+            <w:r>
+              <w:rPr>
+                <w:rFonts w:eastAsia="Great Vibes" w:cs="Great Vibes" w:ascii="Great Vibes" w:hAnsi="Great Vibes"/>
+                <w:b w:val="false"/>
+                <w:sz w:val="36"/>
+              </w:rPr>
+              <w:t>{{ provider_representative_signature }}</w:t>
             </w:r>
           </w:p>
         </w:tc>

--- a/desktop_app/backend/documents/beautiful_number/00_MAU_PHU_LUC_CAM_KET_SO_DEP_editable.docx
+++ b/desktop_app/backend/documents/beautiful_number/00_MAU_PHU_LUC_CAM_KET_SO_DEP_editable.docx
@@ -947,7 +947,7 @@
       </w:tr>
       <w:tr>
         <w:trPr>
-          <w:trHeight w:val="3340" w:hRule="exact"/>
+          <w:trHeight w:val="3879" w:hRule="exact"/>
         </w:trPr>
         <w:tc>
           <w:tcPr>
@@ -1008,6 +1008,10 @@
           <w:tcPr>
             <w:tcW w:w="4677" w:type="dxa"/>
             <w:tcBorders/>
+            <w:tcMar>
+              <w:start w:w="0" w:type="dxa"/>
+              <w:end w:w="0" w:type="dxa"/>
+            </w:tcMar>
             <w:vAlign w:val="center"/>
           </w:tcPr>
           <w:p>
